--- a/templates/termination/vendim-nderprerje-manual.docx
+++ b/templates/termination/vendim-nderprerje-manual.docx
@@ -8,7 +8,7 @@
       </w:pPr>
       <w:r>
         <w:rPr>
-          <w:rFonts w:ascii="Calibri" w:cs="Calibri" w:eastAsia="Calibri" w:hAnsi="Calibri"/>
+          <w:rFonts w:ascii="Liberation Sans" w:cs="Liberation Sans" w:eastAsia="Liberation Sans" w:hAnsi="Liberation Sans"/>
           <w:b/>
           <w:bCs/>
           <w:sz w:val="30"/>
@@ -23,7 +23,7 @@
       </w:pPr>
       <w:r>
         <w:rPr>
-          <w:rFonts w:ascii="Calibri" w:cs="Calibri" w:eastAsia="Calibri" w:hAnsi="Calibri"/>
+          <w:rFonts w:ascii="Liberation Serif" w:cs="Liberation Serif" w:eastAsia="Liberation Serif" w:hAnsi="Liberation Serif"/>
           <w:sz w:val="22"/>
           <w:szCs w:val="22"/>
         </w:rPr>
@@ -36,7 +36,7 @@
       </w:pPr>
       <w:r>
         <w:rPr>
-          <w:rFonts w:ascii="Calibri" w:cs="Calibri" w:eastAsia="Calibri" w:hAnsi="Calibri"/>
+          <w:rFonts w:ascii="Liberation Serif" w:cs="Liberation Serif" w:eastAsia="Liberation Serif" w:hAnsi="Liberation Serif"/>
           <w:color w:val="555555"/>
           <w:sz w:val="20"/>
           <w:szCs w:val="20"/>
@@ -58,7 +58,7 @@
       </w:pPr>
       <w:r>
         <w:rPr>
-          <w:rFonts w:ascii="Calibri" w:cs="Calibri" w:eastAsia="Calibri" w:hAnsi="Calibri"/>
+          <w:rFonts w:ascii="Liberation Serif" w:cs="Liberation Serif" w:eastAsia="Liberation Serif" w:hAnsi="Liberation Serif"/>
           <w:sz w:val="20"/>
           <w:szCs w:val="20"/>
         </w:rPr>
@@ -72,7 +72,7 @@
       </w:pPr>
       <w:r>
         <w:rPr>
-          <w:rFonts w:ascii="Calibri" w:cs="Calibri" w:eastAsia="Calibri" w:hAnsi="Calibri"/>
+          <w:rFonts w:ascii="Liberation Serif" w:cs="Liberation Serif" w:eastAsia="Liberation Serif" w:hAnsi="Liberation Serif"/>
           <w:sz w:val="20"/>
           <w:szCs w:val="20"/>
         </w:rPr>
@@ -85,7 +85,7 @@
       </w:pPr>
       <w:r>
         <w:rPr>
-          <w:rFonts w:ascii="Calibri" w:cs="Calibri" w:eastAsia="Calibri" w:hAnsi="Calibri"/>
+          <w:rFonts w:ascii="Liberation Serif" w:cs="Liberation Serif" w:eastAsia="Liberation Serif" w:hAnsi="Liberation Serif"/>
           <w:sz w:val="22"/>
           <w:szCs w:val="22"/>
         </w:rPr>
@@ -100,7 +100,7 @@
       </w:pPr>
       <w:r>
         <w:rPr>
-          <w:rFonts w:ascii="Calibri" w:cs="Calibri" w:eastAsia="Calibri" w:hAnsi="Calibri"/>
+          <w:rFonts w:ascii="Liberation Sans" w:cs="Liberation Sans" w:eastAsia="Liberation Sans" w:hAnsi="Liberation Sans"/>
           <w:b/>
           <w:bCs/>
           <w:sz w:val="32"/>
@@ -116,7 +116,7 @@
       </w:pPr>
       <w:r>
         <w:rPr>
-          <w:rFonts w:ascii="Calibri" w:cs="Calibri" w:eastAsia="Calibri" w:hAnsi="Calibri"/>
+          <w:rFonts w:ascii="Liberation Sans" w:cs="Liberation Sans" w:eastAsia="Liberation Sans" w:hAnsi="Liberation Sans"/>
           <w:b/>
           <w:bCs/>
           <w:sz w:val="24"/>
@@ -131,7 +131,7 @@
       </w:pPr>
       <w:r>
         <w:rPr>
-          <w:rFonts w:ascii="Calibri" w:cs="Calibri" w:eastAsia="Calibri" w:hAnsi="Calibri"/>
+          <w:rFonts w:ascii="Liberation Sans" w:cs="Liberation Sans" w:eastAsia="Liberation Sans" w:hAnsi="Liberation Sans"/>
           <w:b/>
           <w:bCs/>
           <w:sz w:val="22"/>
@@ -146,7 +146,7 @@
       </w:pPr>
       <w:r>
         <w:rPr>
-          <w:rFonts w:ascii="Calibri" w:cs="Calibri" w:eastAsia="Calibri" w:hAnsi="Calibri"/>
+          <w:rFonts w:ascii="Liberation Serif" w:cs="Liberation Serif" w:eastAsia="Liberation Serif" w:hAnsi="Liberation Serif"/>
           <w:sz w:val="22"/>
           <w:szCs w:val="22"/>
         </w:rPr>
@@ -159,7 +159,7 @@
       </w:pPr>
       <w:r>
         <w:rPr>
-          <w:rFonts w:ascii="Calibri" w:cs="Calibri" w:eastAsia="Calibri" w:hAnsi="Calibri"/>
+          <w:rFonts w:ascii="Liberation Sans" w:cs="Liberation Sans" w:eastAsia="Liberation Sans" w:hAnsi="Liberation Sans"/>
           <w:b/>
           <w:bCs/>
           <w:sz w:val="22"/>
@@ -174,7 +174,7 @@
       </w:pPr>
       <w:r>
         <w:rPr>
-          <w:rFonts w:ascii="Calibri" w:cs="Calibri" w:eastAsia="Calibri" w:hAnsi="Calibri"/>
+          <w:rFonts w:ascii="Liberation Serif" w:cs="Liberation Serif" w:eastAsia="Liberation Serif" w:hAnsi="Liberation Serif"/>
           <w:sz w:val="22"/>
           <w:szCs w:val="22"/>
         </w:rPr>
@@ -187,7 +187,7 @@
       </w:pPr>
       <w:r>
         <w:rPr>
-          <w:rFonts w:ascii="Calibri" w:cs="Calibri" w:eastAsia="Calibri" w:hAnsi="Calibri"/>
+          <w:rFonts w:ascii="Liberation Sans" w:cs="Liberation Sans" w:eastAsia="Liberation Sans" w:hAnsi="Liberation Sans"/>
           <w:b/>
           <w:bCs/>
           <w:sz w:val="22"/>
@@ -202,7 +202,7 @@
       </w:pPr>
       <w:r>
         <w:rPr>
-          <w:rFonts w:ascii="Calibri" w:cs="Calibri" w:eastAsia="Calibri" w:hAnsi="Calibri"/>
+          <w:rFonts w:ascii="Liberation Serif" w:cs="Liberation Serif" w:eastAsia="Liberation Serif" w:hAnsi="Liberation Serif"/>
           <w:sz w:val="22"/>
           <w:szCs w:val="22"/>
         </w:rPr>
@@ -215,7 +215,7 @@
       </w:pPr>
       <w:r>
         <w:rPr>
-          <w:rFonts w:ascii="Calibri" w:cs="Calibri" w:eastAsia="Calibri" w:hAnsi="Calibri"/>
+          <w:rFonts w:ascii="Liberation Sans" w:cs="Liberation Sans" w:eastAsia="Liberation Sans" w:hAnsi="Liberation Sans"/>
           <w:b/>
           <w:bCs/>
           <w:sz w:val="22"/>
@@ -230,7 +230,7 @@
       </w:pPr>
       <w:r>
         <w:rPr>
-          <w:rFonts w:ascii="Calibri" w:cs="Calibri" w:eastAsia="Calibri" w:hAnsi="Calibri"/>
+          <w:rFonts w:ascii="Liberation Serif" w:cs="Liberation Serif" w:eastAsia="Liberation Serif" w:hAnsi="Liberation Serif"/>
           <w:sz w:val="22"/>
           <w:szCs w:val="22"/>
         </w:rPr>
@@ -243,7 +243,7 @@
       </w:pPr>
       <w:r>
         <w:rPr>
-          <w:rFonts w:ascii="Calibri" w:cs="Calibri" w:eastAsia="Calibri" w:hAnsi="Calibri"/>
+          <w:rFonts w:ascii="Liberation Sans" w:cs="Liberation Sans" w:eastAsia="Liberation Sans" w:hAnsi="Liberation Sans"/>
           <w:b/>
           <w:bCs/>
           <w:sz w:val="24"/>
@@ -258,7 +258,7 @@
       </w:pPr>
       <w:r>
         <w:rPr>
-          <w:rFonts w:ascii="Calibri" w:cs="Calibri" w:eastAsia="Calibri" w:hAnsi="Calibri"/>
+          <w:rFonts w:ascii="Liberation Serif" w:cs="Liberation Serif" w:eastAsia="Liberation Serif" w:hAnsi="Liberation Serif"/>
           <w:sz w:val="21"/>
           <w:szCs w:val="21"/>
         </w:rPr>
@@ -271,7 +271,7 @@
       </w:pPr>
       <w:r>
         <w:rPr>
-          <w:rFonts w:ascii="Calibri" w:cs="Calibri" w:eastAsia="Calibri" w:hAnsi="Calibri"/>
+          <w:rFonts w:ascii="Liberation Serif" w:cs="Liberation Serif" w:eastAsia="Liberation Serif" w:hAnsi="Liberation Serif"/>
           <w:sz w:val="22"/>
           <w:szCs w:val="22"/>
         </w:rPr>
@@ -284,7 +284,7 @@
       </w:pPr>
       <w:r>
         <w:rPr>
-          <w:rFonts w:ascii="Calibri" w:cs="Calibri" w:eastAsia="Calibri" w:hAnsi="Calibri"/>
+          <w:rFonts w:ascii="Liberation Serif" w:cs="Liberation Serif" w:eastAsia="Liberation Serif" w:hAnsi="Liberation Serif"/>
           <w:sz w:val="22"/>
           <w:szCs w:val="22"/>
         </w:rPr>
@@ -297,7 +297,7 @@
       </w:pPr>
       <w:r>
         <w:rPr>
-          <w:rFonts w:ascii="Calibri" w:cs="Calibri" w:eastAsia="Calibri" w:hAnsi="Calibri"/>
+          <w:rFonts w:ascii="Liberation Serif" w:cs="Liberation Serif" w:eastAsia="Liberation Serif" w:hAnsi="Liberation Serif"/>
           <w:b/>
           <w:bCs/>
           <w:sz w:val="22"/>
@@ -312,7 +312,7 @@
       </w:pPr>
       <w:r>
         <w:rPr>
-          <w:rFonts w:ascii="Calibri" w:cs="Calibri" w:eastAsia="Calibri" w:hAnsi="Calibri"/>
+          <w:rFonts w:ascii="Liberation Serif" w:cs="Liberation Serif" w:eastAsia="Liberation Serif" w:hAnsi="Liberation Serif"/>
           <w:color w:val="555555"/>
           <w:sz w:val="20"/>
           <w:szCs w:val="20"/>
@@ -326,7 +326,7 @@
       </w:pPr>
       <w:r>
         <w:rPr>
-          <w:rFonts w:ascii="Calibri" w:cs="Calibri" w:eastAsia="Calibri" w:hAnsi="Calibri"/>
+          <w:rFonts w:ascii="Liberation Serif" w:cs="Liberation Serif" w:eastAsia="Liberation Serif" w:hAnsi="Liberation Serif"/>
           <w:sz w:val="22"/>
           <w:szCs w:val="22"/>
         </w:rPr>
@@ -339,7 +339,7 @@
       </w:pPr>
       <w:r>
         <w:rPr>
-          <w:rFonts w:ascii="Calibri" w:cs="Calibri" w:eastAsia="Calibri" w:hAnsi="Calibri"/>
+          <w:rFonts w:ascii="Liberation Serif" w:cs="Liberation Serif" w:eastAsia="Liberation Serif" w:hAnsi="Liberation Serif"/>
           <w:sz w:val="22"/>
           <w:szCs w:val="22"/>
         </w:rPr>
@@ -352,7 +352,7 @@
       </w:pPr>
       <w:r>
         <w:rPr>
-          <w:rFonts w:ascii="Calibri" w:cs="Calibri" w:eastAsia="Calibri" w:hAnsi="Calibri"/>
+          <w:rFonts w:ascii="Liberation Serif" w:cs="Liberation Serif" w:eastAsia="Liberation Serif" w:hAnsi="Liberation Serif"/>
           <w:b/>
           <w:bCs/>
           <w:sz w:val="22"/>
@@ -367,7 +367,7 @@
       </w:pPr>
       <w:r>
         <w:rPr>
-          <w:rFonts w:ascii="Calibri" w:cs="Calibri" w:eastAsia="Calibri" w:hAnsi="Calibri"/>
+          <w:rFonts w:ascii="Liberation Serif" w:cs="Liberation Serif" w:eastAsia="Liberation Serif" w:hAnsi="Liberation Serif"/>
           <w:sz w:val="20"/>
           <w:szCs w:val="20"/>
         </w:rPr>
@@ -562,7 +562,7 @@
   <w:docDefaults>
     <w:rPrDefault>
       <w:rPr>
-        <w:rFonts w:ascii="Calibri" w:cs="Calibri" w:eastAsia="Calibri" w:hAnsi="Calibri"/>
+        <w:rFonts w:ascii="Liberation Serif" w:cs="Liberation Serif" w:eastAsia="Liberation Serif" w:hAnsi="Liberation Serif"/>
         <w:sz w:val="22"/>
         <w:szCs w:val="22"/>
       </w:rPr>
@@ -575,6 +575,7 @@
     <w:next w:val="Normal"/>
     <w:qFormat/>
     <w:rPr>
+      <w:rFonts w:ascii="Liberation Sans" w:hAnsi="Liberation Sans" w:eastAsia="Liberation Sans" w:cs="Liberation Sans"/>
       <w:sz w:val="56"/>
       <w:szCs w:val="56"/>
     </w:rPr>
@@ -585,6 +586,7 @@
     <w:next w:val="Normal"/>
     <w:qFormat/>
     <w:rPr>
+      <w:rFonts w:ascii="Liberation Sans" w:hAnsi="Liberation Sans" w:eastAsia="Liberation Sans" w:cs="Liberation Sans"/>
       <w:color w:val="2E74B5"/>
       <w:sz w:val="32"/>
       <w:szCs w:val="32"/>
@@ -596,6 +598,7 @@
     <w:next w:val="Normal"/>
     <w:qFormat/>
     <w:rPr>
+      <w:rFonts w:ascii="Liberation Sans" w:hAnsi="Liberation Sans" w:eastAsia="Liberation Sans" w:cs="Liberation Sans"/>
       <w:color w:val="2E74B5"/>
       <w:sz w:val="26"/>
       <w:szCs w:val="26"/>
@@ -607,6 +610,7 @@
     <w:next w:val="Normal"/>
     <w:qFormat/>
     <w:rPr>
+      <w:rFonts w:ascii="Liberation Sans" w:hAnsi="Liberation Sans" w:eastAsia="Liberation Sans" w:cs="Liberation Sans"/>
       <w:color w:val="1F4D78"/>
       <w:sz w:val="24"/>
       <w:szCs w:val="24"/>
@@ -618,6 +622,7 @@
     <w:next w:val="Normal"/>
     <w:qFormat/>
     <w:rPr>
+      <w:rFonts w:ascii="Liberation Sans" w:hAnsi="Liberation Sans" w:eastAsia="Liberation Sans" w:cs="Liberation Sans"/>
       <w:i/>
       <w:iCs/>
       <w:color w:val="2E74B5"/>
@@ -629,6 +634,7 @@
     <w:next w:val="Normal"/>
     <w:qFormat/>
     <w:rPr>
+      <w:rFonts w:ascii="Liberation Sans" w:hAnsi="Liberation Sans" w:eastAsia="Liberation Sans" w:cs="Liberation Sans"/>
       <w:color w:val="2E74B5"/>
     </w:rPr>
   </w:style>
@@ -638,6 +644,7 @@
     <w:next w:val="Normal"/>
     <w:qFormat/>
     <w:rPr>
+      <w:rFonts w:ascii="Liberation Sans" w:hAnsi="Liberation Sans" w:eastAsia="Liberation Sans" w:cs="Liberation Sans"/>
       <w:color w:val="1F4D78"/>
     </w:rPr>
   </w:style>
@@ -647,6 +654,7 @@
     <w:next w:val="Normal"/>
     <w:qFormat/>
     <w:rPr>
+      <w:rFonts w:ascii="Liberation Serif" w:hAnsi="Liberation Serif" w:eastAsia="Liberation Serif" w:cs="Liberation Serif"/>
       <w:b/>
       <w:bCs/>
     </w:rPr>
@@ -655,6 +663,9 @@
     <w:name w:val="List Paragraph"/>
     <w:basedOn w:val="Normal"/>
     <w:qFormat/>
+    <w:rPr>
+      <w:rFonts w:ascii="Liberation Serif" w:hAnsi="Liberation Serif" w:eastAsia="Liberation Serif" w:cs="Liberation Serif"/>
+    </w:rPr>
   </w:style>
   <w:style w:type="character" w:styleId="Hyperlink">
     <w:name w:val="Hyperlink"/>
@@ -662,6 +673,7 @@
     <w:uiPriority w:val="99"/>
     <w:unhideWhenUsed/>
     <w:rPr>
+      <w:rFonts w:ascii="Liberation Serif" w:hAnsi="Liberation Serif" w:eastAsia="Liberation Serif" w:cs="Liberation Serif"/>
       <w:color w:val="0563C1"/>
       <w:u w:val="single"/>
     </w:rPr>
@@ -673,6 +685,7 @@
     <w:semiHidden/>
     <w:unhideWhenUsed/>
     <w:rPr>
+      <w:rFonts w:ascii="Liberation Serif" w:hAnsi="Liberation Serif" w:eastAsia="Liberation Serif" w:cs="Liberation Serif"/>
       <w:vertAlign w:val="superscript"/>
     </w:rPr>
   </w:style>
@@ -687,6 +700,7 @@
       <w:spacing w:after="0" w:line="240" w:lineRule="auto"/>
     </w:pPr>
     <w:rPr>
+      <w:rFonts w:ascii="Liberation Serif" w:hAnsi="Liberation Serif" w:eastAsia="Liberation Serif" w:cs="Liberation Serif"/>
       <w:sz w:val="20"/>
       <w:szCs w:val="20"/>
     </w:rPr>
@@ -699,6 +713,7 @@
     <w:semiHidden/>
     <w:unhideWhenUsed/>
     <w:rPr>
+      <w:rFonts w:ascii="Liberation Serif" w:hAnsi="Liberation Serif" w:eastAsia="Liberation Serif" w:cs="Liberation Serif"/>
       <w:sz w:val="20"/>
       <w:szCs w:val="20"/>
     </w:rPr>
@@ -710,6 +725,7 @@
     <w:semiHidden/>
     <w:unhideWhenUsed/>
     <w:rPr>
+      <w:rFonts w:ascii="Liberation Serif" w:hAnsi="Liberation Serif" w:eastAsia="Liberation Serif" w:cs="Liberation Serif"/>
       <w:vertAlign w:val="superscript"/>
     </w:rPr>
   </w:style>
@@ -724,6 +740,7 @@
       <w:spacing w:after="0" w:line="240" w:lineRule="auto"/>
     </w:pPr>
     <w:rPr>
+      <w:rFonts w:ascii="Liberation Serif" w:hAnsi="Liberation Serif" w:eastAsia="Liberation Serif" w:cs="Liberation Serif"/>
       <w:sz w:val="20"/>
       <w:szCs w:val="20"/>
     </w:rPr>
@@ -736,6 +753,7 @@
     <w:semiHidden/>
     <w:unhideWhenUsed/>
     <w:rPr>
+      <w:rFonts w:ascii="Liberation Serif" w:hAnsi="Liberation Serif" w:eastAsia="Liberation Serif" w:cs="Liberation Serif"/>
       <w:sz w:val="20"/>
       <w:szCs w:val="20"/>
     </w:rPr>

--- a/templates/termination/vendim-nderprerje-manual.docx
+++ b/templates/termination/vendim-nderprerje-manual.docx
@@ -41,7 +41,7 @@
           <w:sz w:val="20"/>
           <w:szCs w:val="20"/>
         </w:rPr>
-        <w:t xml:space="preserve">NRB: {{company_nrb}}   ·   NUI: {{company_nui}}</w:t>
+        <w:t xml:space="preserve">NUI: {{company_nui}}</w:t>
       </w:r>
     </w:p>
     <w:p>
